--- a/docs/Prompt/Maintenance rule for this repository.docx
+++ b/docs/Prompt/Maintenance rule for this repository.docx
@@ -11,29 +11,20 @@
         </w:pBdr>
       </w:pPr>
       <w:r>
-        <w:t>Complex changes</w:t>
-      </w:r>
-      <w:r>
-        <w:t xml:space="preserve"> only</w:t>
-      </w:r>
-    </w:p>
-    <w:p>
-      <w:pPr>
-        <w:pStyle w:val="NoSpacing"/>
-      </w:pPr>
-    </w:p>
-    <w:p>
-      <w:pPr>
-        <w:pStyle w:val="NoSpacing"/>
-      </w:pPr>
-      <w:r>
-        <w:t>[</w:t>
-      </w:r>
-      <w:r>
-        <w:t>changes go here!!!</w:t>
-      </w:r>
-      <w:r>
-        <w:t>]</w:t>
+        <w:t>Complex changes only</w:t>
+      </w:r>
+    </w:p>
+    <w:p>
+      <w:pPr>
+        <w:pStyle w:val="NoSpacing"/>
+      </w:pPr>
+    </w:p>
+    <w:p>
+      <w:pPr>
+        <w:pStyle w:val="NoSpacing"/>
+      </w:pPr>
+      <w:r>
+        <w:t>[changes go here!!!]</w:t>
       </w:r>
     </w:p>
     <w:p>
@@ -360,6 +351,14 @@
       <w:pPr>
         <w:pStyle w:val="NoSpacing"/>
       </w:pPr>
+      <w:r>
+        <w:t>-compilation must work in offline mode with no internet connection, every dependency must be included in the repo.</w:t>
+      </w:r>
+    </w:p>
+    <w:p>
+      <w:pPr>
+        <w:pStyle w:val="NoSpacing"/>
+      </w:pPr>
     </w:p>
     <w:p>
       <w:pPr>
@@ -412,22 +411,28 @@
     <w:p>
       <w:pPr>
         <w:pStyle w:val="NoSpacing"/>
-      </w:pPr>
-      <w:r>
+        <w:tabs>
+          <w:tab w:val="left" w:pos="7545"/>
+        </w:tabs>
+      </w:pPr>
+      <w:r>
+        <w:lastRenderedPageBreak/>
         <w:t>- compile app fully offline on Windows</w:t>
       </w:r>
-    </w:p>
-    <w:p>
-      <w:pPr>
-        <w:pStyle w:val="NoSpacing"/>
-      </w:pPr>
-    </w:p>
-    <w:p>
-      <w:pPr>
-        <w:pStyle w:val="NoSpacing"/>
-      </w:pPr>
-      <w:r>
-        <w:lastRenderedPageBreak/>
+      <w:r>
+        <w:tab/>
+      </w:r>
+    </w:p>
+    <w:p>
+      <w:pPr>
+        <w:pStyle w:val="NoSpacing"/>
+      </w:pPr>
+    </w:p>
+    <w:p>
+      <w:pPr>
+        <w:pStyle w:val="NoSpacing"/>
+      </w:pPr>
+      <w:r>
         <w:t>Run relevant verification commands:</w:t>
       </w:r>
     </w:p>
@@ -1422,6 +1427,7 @@
   <w:style w:type="character" w:default="1" w:styleId="DefaultParagraphFont">
     <w:name w:val="Default Paragraph Font"/>
     <w:uiPriority w:val="1"/>
+    <w:semiHidden/>
     <w:unhideWhenUsed/>
   </w:style>
   <w:style w:type="table" w:default="1" w:styleId="TableNormal">

--- a/docs/Prompt/Maintenance rule for this repository.docx
+++ b/docs/Prompt/Maintenance rule for this repository.docx
@@ -359,12 +359,60 @@
       <w:pPr>
         <w:pStyle w:val="NoSpacing"/>
       </w:pPr>
-    </w:p>
-    <w:p>
-      <w:pPr>
-        <w:pStyle w:val="NoSpacing"/>
-      </w:pPr>
-      <w:r>
+      <w:r>
+        <w:t>-If a dependency</w:t>
+      </w:r>
+      <w:r>
+        <w:t xml:space="preserve"> file</w:t>
+      </w:r>
+      <w:r>
+        <w:t xml:space="preserve"> is &gt;100mb update the compileApp.cmd and README to </w:t>
+      </w:r>
+      <w:r>
+        <w:t>require pre-staged large dependency artifacts (not stored in-repo)</w:t>
+      </w:r>
+      <w:r>
+        <w:t xml:space="preserve"> </w:t>
+      </w:r>
+      <w:r>
+        <w:t>with exact preparation</w:t>
+      </w:r>
+      <w:r>
+        <w:t xml:space="preserve"> to download, set up and configure or other needed</w:t>
+      </w:r>
+      <w:r>
+        <w:t xml:space="preserve"> steps before compil</w:t>
+      </w:r>
+      <w:r>
+        <w:t>ation These larger files are not to be included in the repo.</w:t>
+      </w:r>
+      <w:r>
+        <w:t xml:space="preserve"> The </w:t>
+      </w:r>
+      <w:r>
+        <w:t>compileApp.cmd</w:t>
+      </w:r>
+      <w:r>
+        <w:t xml:space="preserve"> will not seek internet access (run in </w:t>
+      </w:r>
+      <w:r>
+        <w:t>offline</w:t>
+      </w:r>
+      <w:r>
+        <w:t xml:space="preserve"> mode), it will simply look to confirm the pre-stages work/files/installations are complete, if not the compile will exit with an error explaining why.</w:t>
+      </w:r>
+    </w:p>
+    <w:p>
+      <w:pPr>
+        <w:pStyle w:val="NoSpacing"/>
+      </w:pPr>
+    </w:p>
+    <w:p>
+      <w:pPr>
+        <w:pStyle w:val="NoSpacing"/>
+      </w:pPr>
+      <w:r>
+        <w:lastRenderedPageBreak/>
         <w:t>5) Validation Rules</w:t>
       </w:r>
     </w:p>
@@ -416,7 +464,6 @@
         </w:tabs>
       </w:pPr>
       <w:r>
-        <w:lastRenderedPageBreak/>
         <w:t>- compile app fully offline on Windows</w:t>
       </w:r>
       <w:r>
@@ -433,6 +480,9 @@
         <w:pStyle w:val="NoSpacing"/>
       </w:pPr>
       <w:r>
+        <w:t>6)</w:t>
+      </w:r>
+      <w:r>
         <w:t>Run relevant verification commands:</w:t>
       </w:r>
     </w:p>
@@ -462,7 +512,10 @@
         <w:pStyle w:val="NoSpacing"/>
       </w:pPr>
       <w:r>
-        <w:t>6) Final Summary (mandatory)</w:t>
+        <w:t>7</w:t>
+      </w:r>
+      <w:r>
+        <w:t>) Final Summary (mandatory)</w:t>
       </w:r>
     </w:p>
     <w:p>
@@ -506,9 +559,9 @@
       </w:r>
     </w:p>
     <w:p>
-      <w:pPr>
-        <w:pStyle w:val="NoSpacing"/>
-      </w:pPr>
+      <w:r>
+        <w:br w:type="page"/>
+      </w:r>
     </w:p>
     <w:p>
       <w:pPr>
@@ -519,6 +572,7 @@
         </w:pBdr>
       </w:pPr>
       <w:r>
+        <w:lastRenderedPageBreak/>
         <w:t>UIX only</w:t>
       </w:r>
     </w:p>
@@ -1427,7 +1481,6 @@
   <w:style w:type="character" w:default="1" w:styleId="DefaultParagraphFont">
     <w:name w:val="Default Paragraph Font"/>
     <w:uiPriority w:val="1"/>
-    <w:semiHidden/>
     <w:unhideWhenUsed/>
   </w:style>
   <w:style w:type="table" w:default="1" w:styleId="TableNormal">

--- a/docs/Prompt/Maintenance rule for this repository.docx
+++ b/docs/Prompt/Maintenance rule for this repository.docx
@@ -90,13 +90,218 @@
         <w:pStyle w:val="NoSpacing"/>
       </w:pPr>
       <w:r>
-        <w:t>- Dependencies/</w:t>
+        <w:t>-</w:t>
+      </w:r>
+      <w:r>
+        <w:t xml:space="preserve"> </w:t>
+      </w:r>
+      <w:r>
+        <w:t>all “*.</w:t>
       </w:r>
       <w:proofErr w:type="spellStart"/>
       <w:r>
-        <w:t>node_modules</w:t>
+        <w:t>cmd</w:t>
       </w:r>
       <w:proofErr w:type="spellEnd"/>
+      <w:r>
+        <w:t>” file</w:t>
+      </w:r>
+      <w:r>
+        <w:t>s</w:t>
+      </w:r>
+    </w:p>
+    <w:p>
+      <w:pPr>
+        <w:pStyle w:val="NoSpacing"/>
+      </w:pPr>
+      <w:r>
+        <w:t xml:space="preserve">- </w:t>
+      </w:r>
+      <w:proofErr w:type="spellStart"/>
+      <w:r>
+        <w:t>DB_config</w:t>
+      </w:r>
+      <w:proofErr w:type="spellEnd"/>
+    </w:p>
+    <w:p>
+      <w:pPr>
+        <w:pStyle w:val="NoSpacing"/>
+      </w:pPr>
+      <w:r>
+        <w:t>- README.md</w:t>
+      </w:r>
+    </w:p>
+    <w:p>
+      <w:pPr>
+        <w:pStyle w:val="NoSpacing"/>
+      </w:pPr>
+    </w:p>
+    <w:p>
+      <w:pPr>
+        <w:pStyle w:val="NoSpacing"/>
+      </w:pPr>
+      <w:r>
+        <w:t>If impacted, update immediately in the same task.</w:t>
+      </w:r>
+    </w:p>
+    <w:p>
+      <w:pPr>
+        <w:pStyle w:val="NoSpacing"/>
+      </w:pPr>
+    </w:p>
+    <w:p>
+      <w:pPr>
+        <w:pStyle w:val="NoSpacing"/>
+      </w:pPr>
+      <w:r>
+        <w:t>2) Database Schema Rules</w:t>
+      </w:r>
+    </w:p>
+    <w:p>
+      <w:pPr>
+        <w:pStyle w:val="NoSpacing"/>
+      </w:pPr>
+      <w:r>
+        <w:t xml:space="preserve">If schema/model/DB </w:t>
+      </w:r>
+      <w:proofErr w:type="spellStart"/>
+      <w:r>
+        <w:t>behavior</w:t>
+      </w:r>
+      <w:proofErr w:type="spellEnd"/>
+      <w:r>
+        <w:t xml:space="preserve"> changes, you must update:</w:t>
+      </w:r>
+    </w:p>
+    <w:p>
+      <w:pPr>
+        <w:pStyle w:val="NoSpacing"/>
+      </w:pPr>
+      <w:r>
+        <w:t>- Database Schema/database-</w:t>
+      </w:r>
+      <w:proofErr w:type="spellStart"/>
+      <w:r>
+        <w:t>schema.sql</w:t>
+      </w:r>
+      <w:proofErr w:type="spellEnd"/>
+      <w:r>
+        <w:t xml:space="preserve"> (full latest schema for fresh installs)</w:t>
+      </w:r>
+    </w:p>
+    <w:p>
+      <w:pPr>
+        <w:pStyle w:val="NoSpacing"/>
+      </w:pPr>
+      <w:r>
+        <w:t>- Database Schema/ERD.md</w:t>
+      </w:r>
+    </w:p>
+    <w:p>
+      <w:pPr>
+        <w:pStyle w:val="NoSpacing"/>
+      </w:pPr>
+      <w:r>
+        <w:t>- Database Schema/database-schema-description.txt</w:t>
+      </w:r>
+    </w:p>
+    <w:p>
+      <w:pPr>
+        <w:pStyle w:val="NoSpacing"/>
+      </w:pPr>
+      <w:r>
+        <w:t>- Next numbered migration in Database Schema/migrations/</w:t>
+      </w:r>
+    </w:p>
+    <w:p>
+      <w:pPr>
+        <w:pStyle w:val="NoSpacing"/>
+      </w:pPr>
+    </w:p>
+    <w:p>
+      <w:pPr>
+        <w:pStyle w:val="NoSpacing"/>
+      </w:pPr>
+      <w:r>
+        <w:t>3) Database Data + Loader Rules</w:t>
+      </w:r>
+    </w:p>
+    <w:p>
+      <w:pPr>
+        <w:pStyle w:val="NoSpacing"/>
+      </w:pPr>
+      <w:r>
+        <w:t>If data shape, mapping, seeding, load process, or DB import logic changes, update as needed:</w:t>
+      </w:r>
+    </w:p>
+    <w:p>
+      <w:pPr>
+        <w:pStyle w:val="NoSpacing"/>
+      </w:pPr>
+      <w:r>
+        <w:t>- Database Schema/migrations/*</w:t>
+      </w:r>
+    </w:p>
+    <w:p>
+      <w:pPr>
+        <w:pStyle w:val="NoSpacing"/>
+      </w:pPr>
+      <w:r>
+        <w:t>- Database Schema/data/*</w:t>
+      </w:r>
+    </w:p>
+    <w:p>
+      <w:pPr>
+        <w:pStyle w:val="NoSpacing"/>
+      </w:pPr>
+      <w:r>
+        <w:t>- Database Schema/loaders/*</w:t>
+      </w:r>
+    </w:p>
+    <w:p>
+      <w:pPr>
+        <w:pStyle w:val="NoSpacing"/>
+      </w:pPr>
+      <w:r>
+        <w:t>- Database Schema/data-mapping-description.txt</w:t>
+      </w:r>
+    </w:p>
+    <w:p>
+      <w:pPr>
+        <w:pStyle w:val="NoSpacing"/>
+      </w:pPr>
+      <w:r>
+        <w:t>(and any schema docs above if affected)</w:t>
+      </w:r>
+    </w:p>
+    <w:p>
+      <w:pPr>
+        <w:pStyle w:val="NoSpacing"/>
+      </w:pPr>
+    </w:p>
+    <w:p>
+      <w:pPr>
+        <w:pStyle w:val="NoSpacing"/>
+      </w:pPr>
+      <w:r>
+        <w:t>4) Dependency + Offline Build Rules</w:t>
+      </w:r>
+    </w:p>
+    <w:p>
+      <w:pPr>
+        <w:pStyle w:val="NoSpacing"/>
+      </w:pPr>
+      <w:r>
+        <w:t>If packages/runtimes/tooling/build order/offline requirements change, update as needed:</w:t>
+      </w:r>
+    </w:p>
+    <w:p>
+      <w:pPr>
+        <w:pStyle w:val="NoSpacing"/>
+      </w:pPr>
+      <w:r>
+        <w:t>- Dependencies/*</w:t>
+      </w:r>
     </w:p>
     <w:p>
       <w:pPr>
@@ -111,23 +316,32 @@
         <w:pStyle w:val="NoSpacing"/>
       </w:pPr>
       <w:r>
-        <w:t>- compileApp.cmd</w:t>
-      </w:r>
-    </w:p>
-    <w:p>
-      <w:pPr>
-        <w:pStyle w:val="NoSpacing"/>
-      </w:pPr>
-      <w:r>
-        <w:t>- CreateDB.cmd</w:t>
-      </w:r>
-    </w:p>
-    <w:p>
-      <w:pPr>
-        <w:pStyle w:val="NoSpacing"/>
-      </w:pPr>
-      <w:r>
-        <w:t>- buildDatabase.cmd</w:t>
+        <w:t>- Database Schema/*</w:t>
+      </w:r>
+    </w:p>
+    <w:p>
+      <w:pPr>
+        <w:pStyle w:val="NoSpacing"/>
+      </w:pPr>
+      <w:r>
+        <w:t>-</w:t>
+      </w:r>
+      <w:r>
+        <w:t xml:space="preserve"> </w:t>
+      </w:r>
+      <w:r>
+        <w:t>all “*.</w:t>
+      </w:r>
+      <w:proofErr w:type="spellStart"/>
+      <w:r>
+        <w:t>cmd</w:t>
+      </w:r>
+      <w:proofErr w:type="spellEnd"/>
+      <w:r>
+        <w:t>” file</w:t>
+      </w:r>
+      <w:r>
+        <w:t>s</w:t>
       </w:r>
     </w:p>
     <w:p>
@@ -148,202 +362,6 @@
         <w:pStyle w:val="NoSpacing"/>
       </w:pPr>
       <w:r>
-        <w:t>- README.md</w:t>
-      </w:r>
-    </w:p>
-    <w:p>
-      <w:pPr>
-        <w:pStyle w:val="NoSpacing"/>
-      </w:pPr>
-    </w:p>
-    <w:p>
-      <w:pPr>
-        <w:pStyle w:val="NoSpacing"/>
-      </w:pPr>
-      <w:r>
-        <w:t>If impacted, update immediately in the same task.</w:t>
-      </w:r>
-    </w:p>
-    <w:p>
-      <w:pPr>
-        <w:pStyle w:val="NoSpacing"/>
-      </w:pPr>
-    </w:p>
-    <w:p>
-      <w:pPr>
-        <w:pStyle w:val="NoSpacing"/>
-      </w:pPr>
-      <w:r>
-        <w:t>2) Database Schema Rules</w:t>
-      </w:r>
-    </w:p>
-    <w:p>
-      <w:pPr>
-        <w:pStyle w:val="NoSpacing"/>
-      </w:pPr>
-      <w:r>
-        <w:t xml:space="preserve">If schema/model/DB </w:t>
-      </w:r>
-      <w:proofErr w:type="spellStart"/>
-      <w:r>
-        <w:t>behavior</w:t>
-      </w:r>
-      <w:proofErr w:type="spellEnd"/>
-      <w:r>
-        <w:t xml:space="preserve"> changes, you must update:</w:t>
-      </w:r>
-    </w:p>
-    <w:p>
-      <w:pPr>
-        <w:pStyle w:val="NoSpacing"/>
-      </w:pPr>
-      <w:r>
-        <w:t>- Database Schema/database-</w:t>
-      </w:r>
-      <w:proofErr w:type="spellStart"/>
-      <w:r>
-        <w:t>schema.sql</w:t>
-      </w:r>
-      <w:proofErr w:type="spellEnd"/>
-      <w:r>
-        <w:t xml:space="preserve"> (full latest schema for fresh installs)</w:t>
-      </w:r>
-    </w:p>
-    <w:p>
-      <w:pPr>
-        <w:pStyle w:val="NoSpacing"/>
-      </w:pPr>
-      <w:r>
-        <w:t>- Database Schema/ERD.md</w:t>
-      </w:r>
-    </w:p>
-    <w:p>
-      <w:pPr>
-        <w:pStyle w:val="NoSpacing"/>
-      </w:pPr>
-      <w:r>
-        <w:t>- Database Schema/database-schema-description.txt</w:t>
-      </w:r>
-    </w:p>
-    <w:p>
-      <w:pPr>
-        <w:pStyle w:val="NoSpacing"/>
-      </w:pPr>
-      <w:r>
-        <w:t>- Next numbered migration in Database Schema/migrations/</w:t>
-      </w:r>
-    </w:p>
-    <w:p>
-      <w:pPr>
-        <w:pStyle w:val="NoSpacing"/>
-      </w:pPr>
-    </w:p>
-    <w:p>
-      <w:pPr>
-        <w:pStyle w:val="NoSpacing"/>
-      </w:pPr>
-      <w:r>
-        <w:t>3) Database Data + Loader Rules</w:t>
-      </w:r>
-    </w:p>
-    <w:p>
-      <w:pPr>
-        <w:pStyle w:val="NoSpacing"/>
-      </w:pPr>
-      <w:r>
-        <w:t>If data shape, mapping, seeding, load process, or DB import logic changes, update as needed:</w:t>
-      </w:r>
-    </w:p>
-    <w:p>
-      <w:pPr>
-        <w:pStyle w:val="NoSpacing"/>
-      </w:pPr>
-      <w:r>
-        <w:t>- Database Schema/migrations/*</w:t>
-      </w:r>
-    </w:p>
-    <w:p>
-      <w:pPr>
-        <w:pStyle w:val="NoSpacing"/>
-      </w:pPr>
-      <w:r>
-        <w:t>- Database Schema/data/*</w:t>
-      </w:r>
-    </w:p>
-    <w:p>
-      <w:pPr>
-        <w:pStyle w:val="NoSpacing"/>
-      </w:pPr>
-      <w:r>
-        <w:t>- Database Schema/loaders/*</w:t>
-      </w:r>
-    </w:p>
-    <w:p>
-      <w:pPr>
-        <w:pStyle w:val="NoSpacing"/>
-      </w:pPr>
-      <w:r>
-        <w:t>- Database Schema/data-mapping-description.txt</w:t>
-      </w:r>
-    </w:p>
-    <w:p>
-      <w:pPr>
-        <w:pStyle w:val="NoSpacing"/>
-      </w:pPr>
-      <w:r>
-        <w:t>(and any schema docs above if affected)</w:t>
-      </w:r>
-    </w:p>
-    <w:p>
-      <w:pPr>
-        <w:pStyle w:val="NoSpacing"/>
-      </w:pPr>
-    </w:p>
-    <w:p>
-      <w:pPr>
-        <w:pStyle w:val="NoSpacing"/>
-      </w:pPr>
-      <w:r>
-        <w:t>4) Dependency + Offline Build Rules</w:t>
-      </w:r>
-    </w:p>
-    <w:p>
-      <w:pPr>
-        <w:pStyle w:val="NoSpacing"/>
-      </w:pPr>
-      <w:r>
-        <w:t>If packages/runtimes/tooling/build order/offline requirements change, update as needed:</w:t>
-      </w:r>
-    </w:p>
-    <w:p>
-      <w:pPr>
-        <w:pStyle w:val="NoSpacing"/>
-      </w:pPr>
-      <w:r>
-        <w:t>- Dependencies/*</w:t>
-      </w:r>
-    </w:p>
-    <w:p>
-      <w:pPr>
-        <w:pStyle w:val="NoSpacing"/>
-      </w:pPr>
-      <w:r>
-        <w:t>- Dependencies/application dependencies.txt</w:t>
-      </w:r>
-    </w:p>
-    <w:p>
-      <w:pPr>
-        <w:pStyle w:val="NoSpacing"/>
-      </w:pPr>
-      <w:r>
-        <w:t>- compileApp.cmd</w:t>
-      </w:r>
-    </w:p>
-    <w:p>
-      <w:pPr>
-        <w:pStyle w:val="NoSpacing"/>
-      </w:pPr>
-      <w:r>
         <w:t>- CreateDB.cmd (if DB bootstrap prerequisites/flow changed)</w:t>
       </w:r>
     </w:p>
@@ -366,7 +384,13 @@
         <w:t xml:space="preserve"> file</w:t>
       </w:r>
       <w:r>
-        <w:t xml:space="preserve"> is &gt;100mb update the compileApp.cmd and README to </w:t>
+        <w:t xml:space="preserve"> is &gt;100mb update the </w:t>
+      </w:r>
+      <w:r>
+        <w:t>compile files</w:t>
+      </w:r>
+      <w:r>
+        <w:t xml:space="preserve"> and README to </w:t>
       </w:r>
       <w:r>
         <w:t>require pre-staged large dependency artifacts (not stored in-repo)</w:t>
@@ -387,13 +411,13 @@
         <w:t>ation These larger files are not to be included in the repo.</w:t>
       </w:r>
       <w:r>
-        <w:t xml:space="preserve"> The </w:t>
-      </w:r>
-      <w:r>
-        <w:t>compileApp.cmd</w:t>
-      </w:r>
-      <w:r>
-        <w:t xml:space="preserve"> will not seek internet access (run in </w:t>
+        <w:t xml:space="preserve"> The compile</w:t>
+      </w:r>
+      <w:r>
+        <w:t xml:space="preserve"> files </w:t>
+      </w:r>
+      <w:r>
+        <w:t xml:space="preserve">will not seek internet access (run in </w:t>
       </w:r>
       <w:r>
         <w:t>offline</w:t>
@@ -412,23 +436,23 @@
         <w:pStyle w:val="NoSpacing"/>
       </w:pPr>
       <w:r>
+        <w:t>5) Validation Rules</w:t>
+      </w:r>
+    </w:p>
+    <w:p>
+      <w:pPr>
+        <w:pStyle w:val="NoSpacing"/>
+      </w:pPr>
+      <w:r>
+        <w:t>You must verify the repo still supports:</w:t>
+      </w:r>
+    </w:p>
+    <w:p>
+      <w:pPr>
+        <w:pStyle w:val="NoSpacing"/>
+      </w:pPr>
+      <w:r>
         <w:lastRenderedPageBreak/>
-        <w:t>5) Validation Rules</w:t>
-      </w:r>
-    </w:p>
-    <w:p>
-      <w:pPr>
-        <w:pStyle w:val="NoSpacing"/>
-      </w:pPr>
-      <w:r>
-        <w:t>You must verify the repo still supports:</w:t>
-      </w:r>
-    </w:p>
-    <w:p>
-      <w:pPr>
-        <w:pStyle w:val="NoSpacing"/>
-      </w:pPr>
-      <w:r>
         <w:t>- create latest SQL Server DB from scratch</w:t>
       </w:r>
     </w:p>
@@ -491,7 +515,13 @@
         <w:pStyle w:val="NoSpacing"/>
       </w:pPr>
       <w:r>
-        <w:t>- compileApp.cmd for offline app build validation when app/build/dependency changes occur</w:t>
+        <w:t xml:space="preserve">- </w:t>
+      </w:r>
+      <w:r>
+        <w:t>all compile files work</w:t>
+      </w:r>
+      <w:r>
+        <w:t xml:space="preserve"> for offline app build validation when app/build/dependency changes occur</w:t>
       </w:r>
     </w:p>
     <w:p>
@@ -1481,6 +1511,7 @@
   <w:style w:type="character" w:default="1" w:styleId="DefaultParagraphFont">
     <w:name w:val="Default Paragraph Font"/>
     <w:uiPriority w:val="1"/>
+    <w:semiHidden/>
     <w:unhideWhenUsed/>
   </w:style>
   <w:style w:type="table" w:default="1" w:styleId="TableNormal">
